--- a/Guías/Semana 11 - Lógica de Programación.docx
+++ b/Guías/Semana 11 - Lógica de Programación.docx
@@ -84,21 +84,19 @@
                               <w:rPr>
                                 <w:szCs w:val="48"/>
                               </w:rPr>
-                              <w:t xml:space="preserve">switch, promedios, porcentajes con </w:t>
-                            </w:r>
-                            <w:proofErr w:type="spellStart"/>
+                              <w:t>switch, promedios, porcentajes con condic</w:t>
+                            </w:r>
                             <w:r>
                               <w:rPr>
                                 <w:szCs w:val="48"/>
                               </w:rPr>
-                              <w:t>condiconales</w:t>
-                            </w:r>
-                            <w:proofErr w:type="spellEnd"/>
+                              <w:t>i</w:t>
+                            </w:r>
                             <w:r>
                               <w:rPr>
                                 <w:szCs w:val="48"/>
                               </w:rPr>
-                              <w:t xml:space="preserve"> </w:t>
+                              <w:t xml:space="preserve">onales </w:t>
                             </w:r>
                             <w:proofErr w:type="spellStart"/>
                             <w:r>
@@ -232,21 +230,19 @@
                         <w:rPr>
                           <w:szCs w:val="48"/>
                         </w:rPr>
-                        <w:t xml:space="preserve">switch, promedios, porcentajes con </w:t>
-                      </w:r>
-                      <w:proofErr w:type="spellStart"/>
+                        <w:t>switch, promedios, porcentajes con condic</w:t>
+                      </w:r>
                       <w:r>
                         <w:rPr>
                           <w:szCs w:val="48"/>
                         </w:rPr>
-                        <w:t>condiconales</w:t>
-                      </w:r>
-                      <w:proofErr w:type="spellEnd"/>
+                        <w:t>i</w:t>
+                      </w:r>
                       <w:r>
                         <w:rPr>
                           <w:szCs w:val="48"/>
                         </w:rPr>
-                        <w:t xml:space="preserve"> </w:t>
+                        <w:t xml:space="preserve">onales </w:t>
                       </w:r>
                       <w:proofErr w:type="spellStart"/>
                       <w:r>
@@ -509,13 +505,7 @@
                           <w:p/>
                           <w:p>
                             <w:r>
-                              <w:t>Para construir menús interactivos y calcular estadísticas (promedios y porcentajes) en tiempo real, debe</w:t>
-                            </w:r>
-                            <w:r>
-                              <w:t>mos</w:t>
-                            </w:r>
-                            <w:r>
-                              <w:t xml:space="preserve"> dominar la acumulación y el conteo dentro de ciclos. Un promedio matemático requiere dos variables independientes: un acumulador (que suma los valores) y un contador (que registra cuántas veces ocurrió el evento).</w:t>
+                              <w:t>Para construir menús interactivos y calcular estadísticas (promedios y porcentajes) en tiempo real, debemos dominar la acumulación y el conteo dentro de ciclos. Un promedio matemático requiere dos variables independientes: un acumulador (que suma los valores) y un contador (que registra cuántas veces ocurrió el evento).</w:t>
                             </w:r>
                           </w:p>
                           <w:p/>
@@ -4136,7 +4126,6 @@
                               </w:rPr>
                               <w:t xml:space="preserve"> = </w:t>
                             </w:r>
-                            <w:proofErr w:type="spellStart"/>
                             <w:proofErr w:type="gramStart"/>
                             <w:r>
                               <w:rPr>
@@ -4145,7 +4134,6 @@
                               </w:rPr>
                               <w:t>lector.nextInt</w:t>
                             </w:r>
-                            <w:proofErr w:type="spellEnd"/>
                             <w:proofErr w:type="gramEnd"/>
                             <w:r>
                               <w:rPr>
@@ -8151,25 +8139,7 @@
                                 <w:szCs w:val="18"/>
                                 <w:lang w:val="en-US"/>
                               </w:rPr>
-                              <w:t xml:space="preserve"> no </w:t>
-                            </w:r>
-                            <w:proofErr w:type="spellStart"/>
-                            <w:r>
-                              <w:rPr>
-                                <w:sz w:val="16"/>
-                                <w:szCs w:val="18"/>
-                                <w:lang w:val="en-US"/>
-                              </w:rPr>
-                              <w:t>válida</w:t>
-                            </w:r>
-                            <w:proofErr w:type="spellEnd"/>
-                            <w:r>
-                              <w:rPr>
-                                <w:sz w:val="16"/>
-                                <w:szCs w:val="18"/>
-                                <w:lang w:val="en-US"/>
-                              </w:rPr>
-                              <w:t>.");</w:t>
+                              <w:t xml:space="preserve"> no válida.");</w:t>
                             </w:r>
                           </w:p>
                           <w:p>
@@ -27314,6 +27284,7 @@
   <w:style w:type="character" w:default="1" w:styleId="Fuentedeprrafopredeter">
     <w:name w:val="Default Paragraph Font"/>
     <w:uiPriority w:val="1"/>
+    <w:semiHidden/>
     <w:unhideWhenUsed/>
   </w:style>
   <w:style w:type="table" w:default="1" w:styleId="Tablanormal">
